--- a/public/downloads/przykladowa-praca-magisterska-budownictwo.docx
+++ b/public/downloads/przykladowa-praca-magisterska-budownictwo.docx
@@ -120,7 +120,7 @@
         <w:t xml:space="preserve">na tle wymagań normowych: warianty konstrukcyjne → obliczenia (współczynnik U) → zestawienia kosztowe → analiza wielokryterialna → wnioski. Konwencja techniczna: zwięzły wstęp z tezą, obliczenia z powołaniem norm, jednostki SI, spisy rysunków i tabel. Niebieskie adnotacje — usuń w swojej pracy. Dane liczbowe (ceny, parametry przyjęte do obliczeń) są przykładowe — podstaw aktualne z kart technicznych i cenników. Pełne poradniki: praca-magisterska.pl/poradniki/</w:t>
       </w:r>
     </w:p>
-    <w:bookmarkStart w:id="20" w:name="streszczenie"/>
+    <w:bookmarkStart w:id="9" w:name="_streszczenie"/>
     <w:p>
       <w:pPr>
         <w:pStyle w:val="Heading1"/>
@@ -163,8 +163,8 @@
         <w:t xml:space="preserve">[Streszczenie pracy technicznej: cel, warianty, metody z powołaniem norm (PN-EN ISO 6946, WT 2021), główny wynik liczbowy i wniosek metodyczny. Zwięźlej niż na kierunkach społecznych — bez rozbudowanej narracji.]</w:t>
       </w:r>
     </w:p>
-    <w:bookmarkEnd w:id="20"/>
-    <w:bookmarkStart w:id="21" w:name="spis-treści"/>
+    <w:bookmarkEnd w:id="9"/>
+    <w:bookmarkStart w:id="10" w:name="_68349d0c7d64ae346c98bcec9a8185b5790f4f0"/>
     <w:p>
       <w:pPr>
         <w:pStyle w:val="Heading1"/>
@@ -402,8 +402,8 @@
         <w:t xml:space="preserve"> </w:t>
       </w:r>
     </w:p>
-    <w:bookmarkEnd w:id="21"/>
-    <w:bookmarkStart w:id="23" w:name="wstęp"/>
+    <w:bookmarkEnd w:id="10"/>
+    <w:bookmarkStart w:id="12" w:name="_wstęp"/>
     <w:p>
       <w:pPr>
         <w:pStyle w:val="Heading1"/>
@@ -412,7 +412,7 @@
         <w:t xml:space="preserve">1. Wstęp</w:t>
       </w:r>
     </w:p>
-    <w:bookmarkStart w:id="22" w:name="cel-zakres-i-teza-pracy"/>
+    <w:bookmarkStart w:id="11" w:name="_6232753e2019bee2faa3b785b6708ef844ffded"/>
     <w:p>
       <w:pPr>
         <w:pStyle w:val="Heading2"/>
@@ -437,9 +437,9 @@
         <w:t xml:space="preserve">[Konwencja techniczna: wstęp na 1–2 strony, z jawnie postawioną TEZĄ i precyzyjnie określonym ZAKRESEM (co praca obejmuje, a czego świadomie nie — tu np. mostki termiczne tylko liniowo). Zakres to w pracy inżynierskiej odpowiednik „ograniczeń badania”.]</w:t>
       </w:r>
     </w:p>
-    <w:bookmarkEnd w:id="22"/>
-    <w:bookmarkEnd w:id="23"/>
-    <w:bookmarkStart w:id="26" w:name="wymagania-i-podstawy-teoretyczne"/>
+    <w:bookmarkEnd w:id="11"/>
+    <w:bookmarkEnd w:id="12"/>
+    <w:bookmarkStart w:id="15" w:name="_47180bb6578875a7a6dfa6141cd11f1d929b2bc"/>
     <w:p>
       <w:pPr>
         <w:pStyle w:val="Heading1"/>
@@ -448,7 +448,7 @@
         <w:t xml:space="preserve">2. Wymagania i podstawy teoretyczne</w:t>
       </w:r>
     </w:p>
-    <w:bookmarkStart w:id="25" w:name="X7988993f2d66dd10e719e518c5c2557b18ed61a"/>
+    <w:bookmarkStart w:id="14" w:name="_7988993f2d66dd10e719e518c5c2557b18ed61a"/>
     <w:p>
       <w:pPr>
         <w:pStyle w:val="Heading2"/>
@@ -468,7 +468,7 @@
         <w:rPr>
           <w:rStyle w:val="FootnoteReference"/>
         </w:rPr>
-        <w:footnoteReference w:id="24"/>
+        <w:footnoteReference w:id="13"/>
       </w:r>
       <w:r>
         <w:t xml:space="preserve"> </w:t>
@@ -477,9 +477,9 @@
         <w:t xml:space="preserve">Wartości te stanowią kryterium brzegowe analizy: każdy wariant przegrody zaprojektowano tak, aby spełniał wymaganie z zapasem projektowym.</w:t>
       </w:r>
     </w:p>
-    <w:bookmarkEnd w:id="25"/>
-    <w:bookmarkEnd w:id="26"/>
-    <w:bookmarkStart w:id="28" w:name="metodyka-analizy-porównawczej"/>
+    <w:bookmarkEnd w:id="14"/>
+    <w:bookmarkEnd w:id="15"/>
+    <w:bookmarkStart w:id="17" w:name="_79cf91aa03d59b1819d83e1a7c1b64a3ca8be34"/>
     <w:p>
       <w:pPr>
         <w:pStyle w:val="Heading1"/>
@@ -488,7 +488,7 @@
         <w:t xml:space="preserve">3. Metodyka analizy porównawczej</w:t>
       </w:r>
     </w:p>
-    <w:bookmarkStart w:id="27" w:name="warianty-przegród-i-dane-materiałowe"/>
+    <w:bookmarkStart w:id="16" w:name="_78278c3b5d74e24d6a25f3df4604f09903f5075"/>
     <w:p>
       <w:pPr>
         <w:pStyle w:val="Heading2"/>
@@ -513,9 +513,9 @@
         <w:t xml:space="preserve">[Dane materiałowe zawsze ze ŹRÓDŁEM I DATĄ (karty techniczne, deklaracje właściwości użytkowych) — lambda tego samego materiału różni się między producentami. To budowlany odpowiednik „kryteriów doboru próby”.]</w:t>
       </w:r>
     </w:p>
-    <w:bookmarkEnd w:id="27"/>
-    <w:bookmarkEnd w:id="28"/>
-    <w:bookmarkStart w:id="31" w:name="obliczenia-i-wyniki"/>
+    <w:bookmarkEnd w:id="16"/>
+    <w:bookmarkEnd w:id="17"/>
+    <w:bookmarkStart w:id="20" w:name="_9ae623079c7589b69b63ae445e1a0560eb3743b"/>
     <w:p>
       <w:pPr>
         <w:pStyle w:val="Heading1"/>
@@ -524,7 +524,7 @@
         <w:t xml:space="preserve">4. Obliczenia i wyniki</w:t>
       </w:r>
     </w:p>
-    <w:bookmarkStart w:id="29" w:name="obliczenia-współczynnika-u-dla-wariantów"/>
+    <w:bookmarkStart w:id="18" w:name="_4a8ce1d3783512a643cf5b084c20b6377e57789"/>
     <w:p>
       <w:pPr>
         <w:pStyle w:val="Heading2"/>
@@ -840,8 +840,8 @@
         <w:t xml:space="preserve">[Wzorzec pracy technicznej: pokazany tok obliczeń dla jednego wariantu (wzór → podstawienie → wynik), pozostałe w tabeli zbiorczej. Jednostki w nagłówkach kolumn, powołanie normy przy metodzie. Pod tabelą źródło danych kosztowych (cenniki, KNR) z datą.]</w:t>
       </w:r>
     </w:p>
-    <w:bookmarkEnd w:id="29"/>
-    <w:bookmarkStart w:id="30" w:name="X53bbb85a0f0025a66495a95a7cbdd797ab94d0a"/>
+    <w:bookmarkEnd w:id="18"/>
+    <w:bookmarkStart w:id="19" w:name="_53bbb85a0f0025a66495a95a7cbdd797ab94d0a"/>
     <w:p>
       <w:pPr>
         <w:pStyle w:val="Heading2"/>
@@ -866,9 +866,9 @@
         <w:t xml:space="preserve">[Analiza wielokryterialna bez analizy wrażliwości to częsty zarzut recenzencki: wynik zależy od arbitralnych wag. Pokazanie progu, przy którym ranking się odwraca, zamienia słabość w atut pracy.]</w:t>
       </w:r>
     </w:p>
-    <w:bookmarkEnd w:id="30"/>
-    <w:bookmarkEnd w:id="31"/>
-    <w:bookmarkStart w:id="32" w:name="wnioski"/>
+    <w:bookmarkEnd w:id="19"/>
+    <w:bookmarkEnd w:id="20"/>
+    <w:bookmarkStart w:id="21" w:name="_wnioski"/>
     <w:p>
       <w:pPr>
         <w:pStyle w:val="Heading1"/>
@@ -925,8 +925,8 @@
         <w:t xml:space="preserve">Kierunkiem rozszerzenia analizy jest uwzględnienie kosztów cyklu życia (ogrzewanie, konserwacja elewacji) w horyzoncie 30 lat.</w:t>
       </w:r>
     </w:p>
-    <w:bookmarkEnd w:id="32"/>
-    <w:bookmarkStart w:id="36" w:name="bibliografia-i-wykaz-norm"/>
+    <w:bookmarkEnd w:id="21"/>
+    <w:bookmarkStart w:id="26" w:name="_a17b45c4c8c830fb0081a7f7d7861392fc09865"/>
     <w:p>
       <w:pPr>
         <w:pStyle w:val="Heading1"/>
@@ -1099,7 +1099,7 @@
     </w:p>
     <w:p>
       <w:pPr>
-        <w:pStyle w:val="BodyText"/>
+        <w:pStyle w:val="FirstParagraph"/>
       </w:pPr>
       <w:r>
         <w:t xml:space="preserve">Wzór przygotowała redakcja serwisu</w:t>
@@ -1127,7 +1127,7 @@
           <w:b/>
           <w:bCs/>
         </w:rPr>
-        <w:t xml:space="preserve">Smart-Edu.ai — pierwsza wersja pracy w kilka godzin, nie w kilka miesięcy</w:t>
+        <w:t xml:space="preserve">„Jak napisać pracę magisterską z budownictwa” — przewodnik do tego wzoru</w:t>
       </w:r>
     </w:p>
     <w:p>
@@ -1135,21 +1135,21 @@
         <w:pStyle w:val="Note"/>
       </w:pPr>
       <w:r>
-        <w:t xml:space="preserve">Podajesz temat, kierunek studiów i wytyczne promotora, a sztuczna inteligencja generuje unikalny, gotowy do edycji tekst: z poprawną strukturą rozdziałów, przypisami i bibliografią. Rejestracja jest darmowa, płacisz wyłącznie za wygenerowany tekst.</w:t>
+        <w:t xml:space="preserve">Wzór pokazuje układ pracy. Przewodnik pokazuje, jak wypełnić każdy rozdział treścią: dobór metody i narzędzi, analiza wyników, typowe uwagi recenzentów. PDF + EPUB, 49 zł, dostęp od razu po płatności.</w:t>
       </w:r>
     </w:p>
     <w:p>
       <w:pPr>
         <w:pStyle w:val="Note"/>
       </w:pPr>
-      <w:hyperlink r:id="rId33">
+      <w:hyperlink r:id="rId22">
         <w:r>
           <w:rPr>
             <w:rStyle w:val="Hyperlink"/>
             <w:b/>
             <w:bCs/>
           </w:rPr>
-          <w:t xml:space="preserve">www.smart-edu.ai/pl/masters-thesis</w:t>
+          <w:t xml:space="preserve">praca-magisterska.pl/sklep/jak-napisac-prace-magisterska-z-budownictwa/</w:t>
         </w:r>
       </w:hyperlink>
     </w:p>
@@ -1158,35 +1158,50 @@
         <w:pStyle w:val="BodyText"/>
       </w:pPr>
       <w:r>
-        <w:t xml:space="preserve">Wolisz napisać pracę w pełni samodzielnie? Pomoże Ci ebook</w:t>
+        <w:t xml:space="preserve">Chcesz zobaczyć kompletną pracę z przypisami i bibliografią? Zajrzyj do</w:t>
       </w:r>
       <w:r>
         <w:t xml:space="preserve"> </w:t>
       </w:r>
-      <w:r>
-        <w:rPr>
-          <w:b/>
-          <w:bCs/>
-        </w:rPr>
-        <w:t xml:space="preserve">„Jak napisać pracę magisterską. Kompletny przewodnik od A do Z”</w:t>
-      </w:r>
-      <w:r>
-        <w:t xml:space="preserve"> </w:t>
-      </w:r>
-      <w:r>
-        <w:t xml:space="preserve">— 250 stron praktycznych wskazówek, szablonów i checklist, z rozdziałem o etycznym korzystaniu z AI:</w:t>
-      </w:r>
-      <w:r>
-        <w:t xml:space="preserve"> </w:t>
-      </w:r>
-      <w:hyperlink r:id="rId34">
+      <w:hyperlink r:id="rId23">
         <w:r>
           <w:rPr>
             <w:rStyle w:val="Hyperlink"/>
           </w:rPr>
-          <w:t xml:space="preserve">www.praca-magisterska.pl/sklep/praca-magisterska-ebook/</w:t>
+          <w:t xml:space="preserve">katalogu gotowych prac wzorcowych</w:t>
         </w:r>
       </w:hyperlink>
+      <w:r>
+        <w:t xml:space="preserve"> </w:t>
+      </w:r>
+      <w:r>
+        <w:t xml:space="preserve">(59 zł za pracę).</w:t>
+      </w:r>
+    </w:p>
+    <w:p>
+      <w:pPr>
+        <w:pStyle w:val="BodyText"/>
+      </w:pPr>
+      <w:r>
+        <w:t xml:space="preserve">Generator</w:t>
+      </w:r>
+      <w:r>
+        <w:t xml:space="preserve"> </w:t>
+      </w:r>
+      <w:hyperlink r:id="rId24">
+        <w:r>
+          <w:rPr>
+            <w:rStyle w:val="Hyperlink"/>
+          </w:rPr>
+          <w:t xml:space="preserve">Smart-Edu.ai</w:t>
+        </w:r>
+      </w:hyperlink>
+      <w:r>
+        <w:t xml:space="preserve"> </w:t>
+      </w:r>
+      <w:r>
+        <w:t xml:space="preserve">przygotuje pierwszą wersję tekstu z pomocą sztucznej inteligencji, jeśli wolisz zacząć od szkicu.</w:t>
+      </w:r>
     </w:p>
     <w:p>
       <w:pPr>
@@ -1202,7 +1217,7 @@
       <w:r>
         <w:t xml:space="preserve"> </w:t>
       </w:r>
-      <w:hyperlink r:id="rId35">
+      <w:hyperlink r:id="rId25">
         <w:r>
           <w:rPr>
             <w:rStyle w:val="Hyperlink"/>
@@ -1213,7 +1228,7 @@
         </w:r>
       </w:hyperlink>
     </w:p>
-    <w:bookmarkEnd w:id="36"/>
+    <w:bookmarkEnd w:id="26"/>
     <w:sectPr/>
   </w:body>
 </w:document>
@@ -1239,7 +1254,7 @@
       </w:r>
     </w:p>
   </w:footnote>
-  <w:footnote w:id="24">
+  <w:footnote w:id="13">
     <w:p>
       <w:pPr>
         <w:pStyle w:val="FootnoteText"/>
